--- a/Projeto/Index, goal projetc PROG.docx
+++ b/Projeto/Index, goal projetc PROG.docx
@@ -672,64 +672,24 @@
     </w:p>
     <w:p>
       <w:pPr>
-        <w:rPr>
-          <w:lang w:val="en-GB"/>
-        </w:rPr>
-      </w:pPr>
-      <w:r>
-        <w:rPr>
-          <w:lang w:val="en-GB"/>
-        </w:rPr>
-        <w:t xml:space="preserve">The primary goal of this Notebook series is to perform a comprehensive, data-driven analysis to </w:t>
-      </w:r>
-      <w:r>
-        <w:rPr>
-          <w:b/>
-          <w:bCs/>
-          <w:lang w:val="en-GB"/>
-        </w:rPr>
-        <w:t>empower users in making informed living decisions across European countries</w:t>
-      </w:r>
-      <w:r>
-        <w:rPr>
-          <w:lang w:val="en-GB"/>
-        </w:rPr>
-        <w:t>.</w:t>
-      </w:r>
-    </w:p>
-    <w:p>
-      <w:pPr>
-        <w:rPr>
-          <w:lang w:val="en-GB"/>
-        </w:rPr>
-      </w:pPr>
-      <w:r>
-        <w:rPr>
-          <w:lang w:val="en-GB"/>
-        </w:rPr>
-        <w:t xml:space="preserve">This project aims to simplify the complex choice of where to live by </w:t>
-      </w:r>
-      <w:proofErr w:type="spellStart"/>
-      <w:r>
-        <w:rPr>
-          <w:lang w:val="en-GB"/>
-        </w:rPr>
-        <w:t>analyzing</w:t>
-      </w:r>
-      <w:proofErr w:type="spellEnd"/>
-      <w:r>
-        <w:rPr>
-          <w:lang w:val="en-GB"/>
-        </w:rPr>
-        <w:t xml:space="preserve"> key national characteristics—such as </w:t>
-      </w:r>
-      <w:r>
-        <w:rPr>
-          <w:b/>
-          <w:bCs/>
-          <w:lang w:val="en-GB"/>
-        </w:rPr>
-        <w:t>Cost of Living</w:t>
+        <w:jc w:val="both"/>
+        <w:rPr>
+          <w:lang w:val="en-GB"/>
+        </w:rPr>
+      </w:pPr>
+      <w:r>
+        <w:rPr>
+          <w:lang w:val="en-GB"/>
+        </w:rPr>
+        <w:t xml:space="preserve">The primary goal of this Notebook is to perform a </w:t>
+      </w:r>
+      <w:r>
+        <w:rPr>
+          <w:b/>
+          <w:bCs/>
+          <w:lang w:val="en-GB"/>
+        </w:rPr>
+        <w:t>comprehensive</w:t>
       </w:r>
       <w:r>
         <w:rPr>
@@ -743,45 +703,108 @@
           <w:bCs/>
           <w:lang w:val="en-GB"/>
         </w:rPr>
+        <w:t>data-driven analysis</w:t>
+      </w:r>
+      <w:r>
+        <w:rPr>
+          <w:lang w:val="en-GB"/>
+        </w:rPr>
+        <w:t xml:space="preserve"> to empower users in making </w:t>
+      </w:r>
+      <w:r>
+        <w:rPr>
+          <w:b/>
+          <w:bCs/>
+          <w:lang w:val="en-GB"/>
+        </w:rPr>
+        <w:t>informed</w:t>
+      </w:r>
+      <w:r>
+        <w:rPr>
+          <w:lang w:val="en-GB"/>
+        </w:rPr>
+        <w:t xml:space="preserve"> living decisions across European countries.</w:t>
+      </w:r>
+    </w:p>
+    <w:p>
+      <w:pPr>
+        <w:jc w:val="both"/>
+        <w:rPr>
+          <w:lang w:val="en-GB"/>
+        </w:rPr>
+      </w:pPr>
+      <w:r>
+        <w:rPr>
+          <w:lang w:val="en-GB"/>
+        </w:rPr>
+        <w:t xml:space="preserve">This project aims to </w:t>
+      </w:r>
+      <w:r>
+        <w:rPr>
+          <w:b/>
+          <w:bCs/>
+          <w:lang w:val="en-GB"/>
+        </w:rPr>
+        <w:t xml:space="preserve">simplify </w:t>
+      </w:r>
+      <w:r>
+        <w:rPr>
+          <w:lang w:val="en-GB"/>
+        </w:rPr>
+        <w:t xml:space="preserve">the complex choice of where to live by </w:t>
+      </w:r>
+      <w:r>
+        <w:rPr>
+          <w:b/>
+          <w:bCs/>
+          <w:lang w:val="en-GB"/>
+        </w:rPr>
+        <w:t>analysing</w:t>
+      </w:r>
+      <w:r>
+        <w:rPr>
+          <w:b/>
+          <w:bCs/>
+          <w:lang w:val="en-GB"/>
+        </w:rPr>
+        <w:t xml:space="preserve"> key national characteristics</w:t>
+      </w:r>
+      <w:r>
+        <w:rPr>
+          <w:lang w:val="en-GB"/>
+        </w:rPr>
+        <w:t xml:space="preserve">—such as Cost of Living, </w:t>
+      </w:r>
+      <w:r>
+        <w:rPr>
+          <w:lang w:val="en-GB"/>
+        </w:rPr>
         <w:t>Population Density</w:t>
       </w:r>
       <w:r>
         <w:rPr>
           <w:lang w:val="en-GB"/>
         </w:rPr>
-        <w:t xml:space="preserve">, and </w:t>
-      </w:r>
-      <w:r>
-        <w:rPr>
-          <w:b/>
-          <w:bCs/>
-          <w:lang w:val="en-GB"/>
-        </w:rPr>
-        <w:t>Employment</w:t>
-      </w:r>
-      <w:r>
-        <w:rPr>
-          <w:lang w:val="en-GB"/>
-        </w:rPr>
-        <w:t xml:space="preserve">—and translating raw data into an </w:t>
-      </w:r>
-      <w:r>
-        <w:rPr>
-          <w:b/>
-          <w:bCs/>
-          <w:lang w:val="en-GB"/>
-        </w:rPr>
-        <w:t>interpretable framework</w:t>
-      </w:r>
-      <w:r>
-        <w:rPr>
-          <w:lang w:val="en-GB"/>
-        </w:rPr>
-        <w:t>.</w:t>
-      </w:r>
-    </w:p>
-    <w:p>
-      <w:pPr>
+        <w:t xml:space="preserve">, and Employment—and </w:t>
+      </w:r>
+      <w:r>
+        <w:rPr>
+          <w:b/>
+          <w:bCs/>
+          <w:lang w:val="en-GB"/>
+        </w:rPr>
+        <w:t>translating</w:t>
+      </w:r>
+      <w:r>
+        <w:rPr>
+          <w:lang w:val="en-GB"/>
+        </w:rPr>
+        <w:t xml:space="preserve"> raw data into an interpretable framework.</w:t>
+      </w:r>
+    </w:p>
+    <w:p>
+      <w:pPr>
+        <w:jc w:val="both"/>
         <w:rPr>
           <w:lang w:val="en-GB"/>
         </w:rPr>
@@ -795,7 +818,10 @@
     </w:p>
     <w:p>
       <w:pPr>
-        <w:rPr>
+        <w:jc w:val="both"/>
+        <w:rPr>
+          <w:b/>
+          <w:bCs/>
           <w:lang w:val="en-GB"/>
         </w:rPr>
       </w:pPr>
@@ -1924,6 +1950,7 @@
   <w:style w:type="character" w:default="1" w:styleId="DefaultParagraphFont">
     <w:name w:val="Default Paragraph Font"/>
     <w:uiPriority w:val="1"/>
+    <w:semiHidden/>
     <w:unhideWhenUsed/>
   </w:style>
   <w:style w:type="table" w:default="1" w:styleId="TableNormal">
@@ -2536,23 +2563,6 @@
 </file>
 
 <file path=customXml/item1.xml><?xml version="1.0" encoding="utf-8"?>
-<p:properties xmlns:p="http://schemas.microsoft.com/office/2006/metadata/properties" xmlns:xsi="http://www.w3.org/2001/XMLSchema-instance" xmlns:pc="http://schemas.microsoft.com/office/infopath/2007/PartnerControls">
-  <documentManagement>
-    <_activity xmlns="c555a8bb-de69-4346-bb26-93e307f7375a" xsi:nil="true"/>
-  </documentManagement>
-</p:properties>
-</file>
-
-<file path=customXml/item2.xml><?xml version="1.0" encoding="utf-8"?>
-<?mso-contentType ?>
-<FormTemplates xmlns="http://schemas.microsoft.com/sharepoint/v3/contenttype/forms">
-  <Display>DocumentLibraryForm</Display>
-  <Edit>DocumentLibraryForm</Edit>
-  <New>DocumentLibraryForm</New>
-</FormTemplates>
-</file>
-
-<file path=customXml/item3.xml><?xml version="1.0" encoding="utf-8"?>
 <ct:contentTypeSchema xmlns:ct="http://schemas.microsoft.com/office/2006/metadata/contentType" xmlns:ma="http://schemas.microsoft.com/office/2006/metadata/properties/metaAttributes" ct:_="" ma:_="" ma:contentTypeName="Document" ma:contentTypeID="0x0101008257AD5E20F1AD4198C8B93AC585DB59" ma:contentTypeVersion="6" ma:contentTypeDescription="Create a new document." ma:contentTypeScope="" ma:versionID="19a777b20f8906247541151c077a355e">
   <xsd:schema xmlns:xsd="http://www.w3.org/2001/XMLSchema" xmlns:xs="http://www.w3.org/2001/XMLSchema" xmlns:p="http://schemas.microsoft.com/office/2006/metadata/properties" xmlns:ns3="c555a8bb-de69-4346-bb26-93e307f7375a" targetNamespace="http://schemas.microsoft.com/office/2006/metadata/properties" ma:root="true" ma:fieldsID="0999d99ea82ebfc58bf9734735f5b783" ns3:_="">
     <xsd:import namespace="c555a8bb-de69-4346-bb26-93e307f7375a"/>
@@ -2708,25 +2718,24 @@
 </ct:contentTypeSchema>
 </file>
 
-<file path=customXml/itemProps1.xml><?xml version="1.0" encoding="utf-8"?>
-<ds:datastoreItem xmlns:ds="http://schemas.openxmlformats.org/officeDocument/2006/customXml" ds:itemID="{3568A9E2-5643-4403-A53F-C98EA1863CBC}">
-  <ds:schemaRefs>
-    <ds:schemaRef ds:uri="http://schemas.microsoft.com/office/2006/metadata/properties"/>
-    <ds:schemaRef ds:uri="http://schemas.microsoft.com/office/infopath/2007/PartnerControls"/>
-    <ds:schemaRef ds:uri="c555a8bb-de69-4346-bb26-93e307f7375a"/>
-  </ds:schemaRefs>
-</ds:datastoreItem>
+<file path=customXml/item2.xml><?xml version="1.0" encoding="utf-8"?>
+<?mso-contentType ?>
+<FormTemplates xmlns="http://schemas.microsoft.com/sharepoint/v3/contenttype/forms">
+  <Display>DocumentLibraryForm</Display>
+  <Edit>DocumentLibraryForm</Edit>
+  <New>DocumentLibraryForm</New>
+</FormTemplates>
 </file>
 
-<file path=customXml/itemProps2.xml><?xml version="1.0" encoding="utf-8"?>
-<ds:datastoreItem xmlns:ds="http://schemas.openxmlformats.org/officeDocument/2006/customXml" ds:itemID="{FE3A70DF-9C29-41E4-AFFF-F4B67D7488E5}">
-  <ds:schemaRefs>
-    <ds:schemaRef ds:uri="http://schemas.microsoft.com/sharepoint/v3/contenttype/forms"/>
-  </ds:schemaRefs>
-</ds:datastoreItem>
+<file path=customXml/item3.xml><?xml version="1.0" encoding="utf-8"?>
+<p:properties xmlns:p="http://schemas.microsoft.com/office/2006/metadata/properties" xmlns:xsi="http://www.w3.org/2001/XMLSchema-instance" xmlns:pc="http://schemas.microsoft.com/office/infopath/2007/PartnerControls">
+  <documentManagement>
+    <_activity xmlns="c555a8bb-de69-4346-bb26-93e307f7375a" xsi:nil="true"/>
+  </documentManagement>
+</p:properties>
 </file>
 
-<file path=customXml/itemProps3.xml><?xml version="1.0" encoding="utf-8"?>
+<file path=customXml/itemProps1.xml><?xml version="1.0" encoding="utf-8"?>
 <ds:datastoreItem xmlns:ds="http://schemas.openxmlformats.org/officeDocument/2006/customXml" ds:itemID="{C283ACF3-817D-4E57-B4CB-9629DBB89D2C}">
   <ds:schemaRefs>
     <ds:schemaRef ds:uri="http://schemas.microsoft.com/office/2006/metadata/contentType"/>
@@ -2742,4 +2751,22 @@
     <ds:schemaRef ds:uri="http://schemas.microsoft.com/internal/obd"/>
   </ds:schemaRefs>
 </ds:datastoreItem>
+</file>
+
+<file path=customXml/itemProps2.xml><?xml version="1.0" encoding="utf-8"?>
+<ds:datastoreItem xmlns:ds="http://schemas.openxmlformats.org/officeDocument/2006/customXml" ds:itemID="{FE3A70DF-9C29-41E4-AFFF-F4B67D7488E5}">
+  <ds:schemaRefs>
+    <ds:schemaRef ds:uri="http://schemas.microsoft.com/sharepoint/v3/contenttype/forms"/>
+  </ds:schemaRefs>
+</ds:datastoreItem>
+</file>
+
+<file path=customXml/itemProps3.xml><?xml version="1.0" encoding="utf-8"?>
+<ds:datastoreItem xmlns:ds="http://schemas.openxmlformats.org/officeDocument/2006/customXml" ds:itemID="{3568A9E2-5643-4403-A53F-C98EA1863CBC}">
+  <ds:schemaRefs>
+    <ds:schemaRef ds:uri="http://schemas.microsoft.com/office/2006/metadata/properties"/>
+    <ds:schemaRef ds:uri="http://schemas.microsoft.com/office/infopath/2007/PartnerControls"/>
+    <ds:schemaRef ds:uri="c555a8bb-de69-4346-bb26-93e307f7375a"/>
+  </ds:schemaRefs>
+</ds:datastoreItem>
 </file>